--- a/Teknisk information.docx
+++ b/Teknisk information.docx
@@ -138,13 +138,27 @@
         <w:spacing w:line="278" w:lineRule="auto"/>
       </w:pPr>
       <w:r>
-        <w:t xml:space="preserve">API-import till Silver </w:t>
+        <w:t xml:space="preserve">API-import </w:t>
+      </w:r>
+      <w:r>
+        <w:t xml:space="preserve">av data – en </w:t>
       </w:r>
       <w:proofErr w:type="spellStart"/>
       <w:r>
-        <w:t>layer</w:t>
+        <w:t>backfill</w:t>
       </w:r>
       <w:proofErr w:type="spellEnd"/>
+      <w:r>
+        <w:t xml:space="preserve"> per system och ett automatiserat (nattkörning) script per system (via </w:t>
+      </w:r>
+      <w:proofErr w:type="spellStart"/>
+      <w:r>
+        <w:t>Github</w:t>
+      </w:r>
+      <w:proofErr w:type="spellEnd"/>
+      <w:r>
+        <w:t xml:space="preserve"> actions). </w:t>
+      </w:r>
     </w:p>
     <w:p>
       <w:pPr>
@@ -156,11 +170,19 @@
         <w:spacing w:line="278" w:lineRule="auto"/>
       </w:pPr>
       <w:r>
-        <w:t xml:space="preserve">Strukturering till Gold </w:t>
+        <w:t xml:space="preserve">Skapa Bronze-lager för </w:t>
       </w:r>
       <w:proofErr w:type="spellStart"/>
       <w:r>
-        <w:t>layer</w:t>
+        <w:t>Freshdesk</w:t>
+      </w:r>
+      <w:proofErr w:type="spellEnd"/>
+      <w:r>
+        <w:t>/</w:t>
+      </w:r>
+      <w:proofErr w:type="spellStart"/>
+      <w:r>
+        <w:t>Linear</w:t>
       </w:r>
       <w:proofErr w:type="spellEnd"/>
     </w:p>
@@ -174,344 +196,76 @@
         <w:spacing w:line="278" w:lineRule="auto"/>
       </w:pPr>
       <w:r>
-        <w:t xml:space="preserve">Visualisering i </w:t>
+        <w:t xml:space="preserve">Ta in relevanta data och </w:t>
       </w:r>
       <w:proofErr w:type="spellStart"/>
       <w:r>
-        <w:t>PowerBI</w:t>
+        <w:t>normaliser</w:t>
       </w:r>
       <w:proofErr w:type="spellEnd"/>
       <w:r>
-        <w:t xml:space="preserve"> (liten datamängd = import, stor datamängd = </w:t>
-      </w:r>
-      <w:proofErr w:type="spellStart"/>
-      <w:r>
-        <w:t>DirectQuery</w:t>
-      </w:r>
-      <w:proofErr w:type="spellEnd"/>
-      <w:r>
-        <w:t>)</w:t>
+        <w:t xml:space="preserve"> i </w:t>
+      </w:r>
+      <w:r>
+        <w:t>Silver</w:t>
+      </w:r>
+      <w:r>
+        <w:t>-lager</w:t>
       </w:r>
     </w:p>
     <w:p>
-      <w:r>
-        <w:t> </w:t>
-      </w:r>
-    </w:p>
-    <w:p/>
-    <w:p/>
-    <w:p>
-      <w:r>
-        <w:t xml:space="preserve">Varje endpoint motsvarar ungefär en </w:t>
-      </w:r>
-      <w:r>
-        <w:rPr>
-          <w:i/>
-          <w:iCs/>
-        </w:rPr>
-        <w:t>tabell</w:t>
-      </w:r>
-      <w:r>
-        <w:t xml:space="preserve"> i datalagret, men </w:t>
-      </w:r>
-      <w:proofErr w:type="spellStart"/>
-      <w:r>
-        <w:t>API:et</w:t>
-      </w:r>
-      <w:proofErr w:type="spellEnd"/>
-      <w:r>
-        <w:t xml:space="preserve"> kan ha:</w:t>
+      <w:pPr>
+        <w:pStyle w:val="ListParagraph"/>
+        <w:numPr>
+          <w:ilvl w:val="0"/>
+          <w:numId w:val="3"/>
+        </w:numPr>
+        <w:spacing w:line="278" w:lineRule="auto"/>
+      </w:pPr>
+      <w:r>
+        <w:t>Strukturer</w:t>
+      </w:r>
+      <w:r>
+        <w:t>a</w:t>
+      </w:r>
+      <w:r>
+        <w:t xml:space="preserve"> till Gold</w:t>
+      </w:r>
+      <w:r>
+        <w:t>-lager</w:t>
       </w:r>
     </w:p>
     <w:p>
       <w:pPr>
+        <w:pStyle w:val="ListParagraph"/>
         <w:numPr>
           <w:ilvl w:val="0"/>
-          <w:numId w:val="1"/>
+          <w:numId w:val="3"/>
         </w:numPr>
-      </w:pPr>
-      <w:r>
-        <w:t>olika nivåer av detaljer</w:t>
-      </w:r>
-    </w:p>
-    <w:p>
-      <w:pPr>
-        <w:numPr>
-          <w:ilvl w:val="0"/>
-          <w:numId w:val="1"/>
-        </w:numPr>
-      </w:pPr>
-      <w:r>
-        <w:t>olika resurser</w:t>
-      </w:r>
-    </w:p>
-    <w:p>
-      <w:pPr>
-        <w:numPr>
-          <w:ilvl w:val="0"/>
-          <w:numId w:val="1"/>
-        </w:numPr>
-      </w:pPr>
-      <w:r>
-        <w:t xml:space="preserve">olika </w:t>
+        <w:spacing w:line="278" w:lineRule="auto"/>
+      </w:pPr>
+      <w:r>
+        <w:t>Visualiser</w:t>
+      </w:r>
+      <w:r>
+        <w:t>a</w:t>
+      </w:r>
+      <w:r>
+        <w:t xml:space="preserve"> i </w:t>
       </w:r>
       <w:proofErr w:type="spellStart"/>
       <w:r>
-        <w:t>pagination</w:t>
+        <w:t>PowerBI</w:t>
       </w:r>
       <w:proofErr w:type="spellEnd"/>
       <w:r>
-        <w:noBreakHyphen/>
-        <w:t>regler</w:t>
-      </w:r>
-    </w:p>
-    <w:p>
-      <w:pPr>
-        <w:numPr>
-          <w:ilvl w:val="0"/>
-          <w:numId w:val="1"/>
-        </w:numPr>
-      </w:pPr>
-      <w:r>
-        <w:t>olika sätt att hämta historik</w:t>
-      </w:r>
-    </w:p>
-    <w:p>
-      <w:r>
-        <w:t>Därför behöver du veta:</w:t>
-      </w:r>
-    </w:p>
-    <w:p>
-      <w:pPr>
-        <w:numPr>
-          <w:ilvl w:val="0"/>
-          <w:numId w:val="2"/>
-        </w:numPr>
-      </w:pPr>
-      <w:r>
-        <w:rPr>
-          <w:b/>
-          <w:bCs/>
-        </w:rPr>
-        <w:t xml:space="preserve">Vilka </w:t>
-      </w:r>
-      <w:proofErr w:type="spellStart"/>
-      <w:r>
-        <w:rPr>
-          <w:b/>
-          <w:bCs/>
-        </w:rPr>
-        <w:t>endpoints</w:t>
-      </w:r>
-      <w:proofErr w:type="spellEnd"/>
-      <w:r>
-        <w:rPr>
-          <w:b/>
-          <w:bCs/>
-        </w:rPr>
-        <w:t xml:space="preserve"> ska du använda?</w:t>
-      </w:r>
-      <w:r>
-        <w:t xml:space="preserve"> (Tickets, Ticket Events, </w:t>
-      </w:r>
-      <w:proofErr w:type="spellStart"/>
-      <w:r>
-        <w:t>Issues</w:t>
-      </w:r>
-      <w:proofErr w:type="spellEnd"/>
-      <w:r>
-        <w:t xml:space="preserve">, </w:t>
-      </w:r>
-      <w:proofErr w:type="spellStart"/>
-      <w:r>
-        <w:t>Issue</w:t>
-      </w:r>
-      <w:proofErr w:type="spellEnd"/>
-      <w:r>
-        <w:t xml:space="preserve"> </w:t>
-      </w:r>
-      <w:proofErr w:type="spellStart"/>
-      <w:r>
-        <w:t>Updates</w:t>
-      </w:r>
-      <w:proofErr w:type="spellEnd"/>
-      <w:r>
-        <w:t xml:space="preserve">, Projects, Teams, </w:t>
-      </w:r>
-      <w:proofErr w:type="spellStart"/>
-      <w:r>
-        <w:t>Users</w:t>
-      </w:r>
-      <w:proofErr w:type="spellEnd"/>
-      <w:r>
-        <w:t xml:space="preserve">, </w:t>
-      </w:r>
-      <w:proofErr w:type="gramStart"/>
-      <w:r>
-        <w:t>etc.</w:t>
-      </w:r>
-      <w:proofErr w:type="gramEnd"/>
+        <w:t xml:space="preserve"> (import</w:t>
+      </w:r>
+      <w:r>
+        <w:t xml:space="preserve"> från databasen</w:t>
+      </w:r>
       <w:r>
         <w:t>)</w:t>
-      </w:r>
-    </w:p>
-    <w:p>
-      <w:pPr>
-        <w:numPr>
-          <w:ilvl w:val="0"/>
-          <w:numId w:val="2"/>
-        </w:numPr>
-      </w:pPr>
-      <w:r>
-        <w:rPr>
-          <w:b/>
-          <w:bCs/>
-        </w:rPr>
-        <w:t xml:space="preserve">Vilka </w:t>
-      </w:r>
-      <w:proofErr w:type="spellStart"/>
-      <w:r>
-        <w:rPr>
-          <w:b/>
-          <w:bCs/>
-        </w:rPr>
-        <w:t>endpoints</w:t>
-      </w:r>
-      <w:proofErr w:type="spellEnd"/>
-      <w:r>
-        <w:rPr>
-          <w:b/>
-          <w:bCs/>
-        </w:rPr>
-        <w:t xml:space="preserve"> behövs för </w:t>
-      </w:r>
-      <w:proofErr w:type="spellStart"/>
-      <w:r>
-        <w:rPr>
-          <w:b/>
-          <w:bCs/>
-        </w:rPr>
-        <w:t>KPI:erna</w:t>
-      </w:r>
-      <w:proofErr w:type="spellEnd"/>
-      <w:r>
-        <w:rPr>
-          <w:b/>
-          <w:bCs/>
-        </w:rPr>
-        <w:t>?</w:t>
-      </w:r>
-      <w:r>
-        <w:t xml:space="preserve"> </w:t>
-      </w:r>
-      <w:proofErr w:type="gramStart"/>
-      <w:r>
-        <w:t>T.ex.</w:t>
-      </w:r>
-      <w:proofErr w:type="gramEnd"/>
-      <w:r>
-        <w:t xml:space="preserve"> “triage </w:t>
-      </w:r>
-      <w:proofErr w:type="spellStart"/>
-      <w:r>
-        <w:t>throughput</w:t>
-      </w:r>
-      <w:proofErr w:type="spellEnd"/>
-      <w:r>
-        <w:t xml:space="preserve">” kräver </w:t>
-      </w:r>
-      <w:r>
-        <w:rPr>
-          <w:i/>
-          <w:iCs/>
-        </w:rPr>
-        <w:t>event</w:t>
-      </w:r>
-      <w:r>
-        <w:rPr>
-          <w:i/>
-          <w:iCs/>
-        </w:rPr>
-        <w:noBreakHyphen/>
-        <w:t>historik</w:t>
-      </w:r>
-      <w:r>
-        <w:t>, inte bara tickets.</w:t>
-      </w:r>
-    </w:p>
-    <w:p>
-      <w:pPr>
-        <w:numPr>
-          <w:ilvl w:val="0"/>
-          <w:numId w:val="2"/>
-        </w:numPr>
-      </w:pPr>
-      <w:r>
-        <w:rPr>
-          <w:b/>
-          <w:bCs/>
-        </w:rPr>
-        <w:t xml:space="preserve">Vilka </w:t>
-      </w:r>
-      <w:proofErr w:type="spellStart"/>
-      <w:r>
-        <w:rPr>
-          <w:b/>
-          <w:bCs/>
-        </w:rPr>
-        <w:t>endpoints</w:t>
-      </w:r>
-      <w:proofErr w:type="spellEnd"/>
-      <w:r>
-        <w:rPr>
-          <w:b/>
-          <w:bCs/>
-        </w:rPr>
-        <w:t xml:space="preserve"> är </w:t>
-      </w:r>
-      <w:r>
-        <w:rPr>
-          <w:b/>
-          <w:bCs/>
-          <w:i/>
-          <w:iCs/>
-        </w:rPr>
-        <w:t>tillåtna</w:t>
-      </w:r>
-      <w:r>
-        <w:rPr>
-          <w:b/>
-          <w:bCs/>
-        </w:rPr>
-        <w:t xml:space="preserve"> enligt deras licens/plan?</w:t>
-      </w:r>
-      <w:r>
-        <w:t xml:space="preserve"> </w:t>
-      </w:r>
-      <w:proofErr w:type="spellStart"/>
-      <w:r>
-        <w:t>Freshdesk</w:t>
-      </w:r>
-      <w:proofErr w:type="spellEnd"/>
-      <w:r>
-        <w:t xml:space="preserve"> har </w:t>
-      </w:r>
-      <w:proofErr w:type="gramStart"/>
-      <w:r>
-        <w:t>t.ex.</w:t>
-      </w:r>
-      <w:proofErr w:type="gramEnd"/>
-      <w:r>
-        <w:t xml:space="preserve"> olika API</w:t>
-      </w:r>
-      <w:r>
-        <w:noBreakHyphen/>
-        <w:t>nivåer.</w:t>
-      </w:r>
-    </w:p>
-    <w:p>
-      <w:r>
-        <w:t>Det är därför jag lyfte frågan – inte för att du saknar</w:t>
       </w:r>
     </w:p>
     <w:p/>
@@ -1552,6 +1306,7 @@
   <w:style w:type="character" w:default="1" w:styleId="DefaultParagraphFont">
     <w:name w:val="Default Paragraph Font"/>
     <w:uiPriority w:val="1"/>
+    <w:semiHidden/>
     <w:unhideWhenUsed/>
   </w:style>
   <w:style w:type="table" w:default="1" w:styleId="TableNormal">
